--- a/products/academia-de-reciclagem/projects/content/03 - Cooperativas - Projeto Academia da Reciclagem.docx
+++ b/products/academia-de-reciclagem/projects/content/03 - Cooperativas - Projeto Academia da Reciclagem.docx
@@ -15,7 +15,7 @@
           <w:szCs w:val="32"/>
           <w:rtl w:val="0"/>
         </w:rPr>
-        <w:t xml:space="preserve">Academia da Reciclagem</w:t>
+        <w:t>Projeto Academia da Reciclagem</w:t>
       </w:r>
       <w:r>
         <w:rPr>
@@ -205,7 +205,7 @@
         <w:rPr>
           <w:rtl w:val="0"/>
         </w:rPr>
-        <w:t xml:space="preserve">Os condomínios da região da Granja Viana, Cotia, Carapicuíba, Embu das Artes e Jandira geram diariamente grande quantidade de resíduos. Parte significativa desses materiais pode ser reciclada, desde que exista orientação, organização e destinação correta.</w:t>
+        <w:t>Os condomínios de Cotia, Carapicuíba, Embu das Artes e Jandira geram diariamente grande quantidade de resíduos. Parte significativa desses materiais pode ser reciclada, desde que exista orientação, organização e destinação correta.</w:t>
       </w:r>
     </w:p>
     <w:p>
@@ -260,7 +260,7 @@
         <w:rPr>
           <w:rtl w:val="0"/>
         </w:rPr>
-        <w:t xml:space="preserve">Durante a conversa, ficou muito claro que um dos diferenciais do projeto será justamente conectar a reciclagem à dignidade humana.</w:t>
+        <w:t>Um dos diferenciais do projeto será justamente conectar a reciclagem à dignidade humana.</w:t>
       </w:r>
     </w:p>
     <w:p>
@@ -359,7 +359,7 @@
         <w:rPr>
           <w:rtl w:val="0"/>
         </w:rPr>
-        <w:t xml:space="preserve">A Cooperativa Nova Cotia foi mencionada como referência inicial e como inspiração concreta para o projeto.</w:t>
+        <w:t>A Cooperativa Nova Cotia é a referência inicial e a inspiração concreta para o projeto.</w:t>
       </w:r>
     </w:p>
     <w:p>

--- a/products/academia-de-reciclagem/projects/content/03 - Cooperativas - Projeto Academia da Reciclagem.docx
+++ b/products/academia-de-reciclagem/projects/content/03 - Cooperativas - Projeto Academia da Reciclagem.docx
@@ -205,7 +205,7 @@
         <w:rPr>
           <w:rtl w:val="0"/>
         </w:rPr>
-        <w:t>Os condomínios de Cotia, Carapicuíba, Embu das Artes e Jandira geram diariamente grande quantidade de resíduos. Parte significativa desses materiais pode ser reciclada, desde que exista orientação, organização e destinação correta.</w:t>
+        <w:t xml:space="preserve">Os condomínios da região da Granja Viana, Cotia, Carapicuíba, Embu das Artes e Jandira geram diariamente grande quantidade de resíduos. Parte significativa desses materiais pode ser reciclada, desde que exista orientação, organização e destinação correta.</w:t>
       </w:r>
     </w:p>
     <w:p>
